--- a/tpi/docx/41.content.docx
+++ b/tpi/docx/41.content.docx
@@ -161,6 +161,264 @@
           <w:docGrid w:linePitch="360"/>
         </w:sectPr>
       </w:pPr>
+    </w:p>
+    <w:p>
+      <w:pPr/>
+      <w:r>
+        <w:rPr>
+          <w:lang w:val="png_PG" w:bidi="png_PG"/>
+        </w:rPr>
+      </w:r>
+    </w:p>
+    <w:p>
+      <w:pPr>
+        <w:pStyle w:val="Heading2"/>
+      </w:pPr>
+      <w:r>
+        <w:rPr>
+          <w:lang w:val="png_PG" w:bidi="png_PG"/>
+        </w:rPr>
+        <w:t>Mak 1:1–20</w:t>
+      </w:r>
+      <w:r>
+        <w:rPr>
+          <w:lang w:val="png_PG" w:bidi="png_PG"/>
+        </w:rPr>
+      </w:r>
+    </w:p>
+    <w:p>
+      <w:pPr/>
+      <w:r>
+        <w:rPr>
+          <w:lang w:val="png_PG" w:bidi="png_PG"/>
+        </w:rPr>
+      </w:r>
+      <w:r>
+        <w:rPr>
+          <w:lang w:val="png_PG" w:bidi="png_PG"/>
+        </w:rPr>
+        <w:t>Mak</w:t>
+      </w:r>
+      <w:r>
+        <w:rPr>
+          <w:lang w:val="png_PG" w:bidi="png_PG"/>
+        </w:rPr>
+        <w:t xml:space="preserve"> i kirapim </w:t>
+      </w:r>
+      <w:r>
+        <w:rPr>
+          <w:lang w:val="png_PG" w:bidi="png_PG"/>
+        </w:rPr>
+        <w:t>gutnius</w:t>
+      </w:r>
+      <w:r>
+        <w:rPr>
+          <w:lang w:val="png_PG" w:bidi="png_PG"/>
+        </w:rPr>
+        <w:t xml:space="preserve"> bilong em long rot bilong toktok long </w:t>
+      </w:r>
+      <w:r>
+        <w:rPr>
+          <w:lang w:val="png_PG" w:bidi="png_PG"/>
+        </w:rPr>
+        <w:t>Jon Bilong Baptais</w:t>
+      </w:r>
+      <w:r>
+        <w:rPr>
+          <w:lang w:val="png_PG" w:bidi="png_PG"/>
+        </w:rPr>
+        <w:t>. Jon em i mesenja husat i tokaut olsem Jisas bai i kam.</w:t>
+      </w:r>
+    </w:p>
+    <w:p>
+      <w:pPr/>
+      <w:r>
+        <w:rPr>
+          <w:lang w:val="png_PG" w:bidi="png_PG"/>
+        </w:rPr>
+      </w:r>
+      <w:r>
+        <w:rPr>
+          <w:lang w:val="png_PG" w:bidi="png_PG"/>
+        </w:rPr>
+        <w:t xml:space="preserve">Jon i helpim ol manmeri long luksave olsem ol i stap long ol pasin we i no amamasim </w:t>
+      </w:r>
+      <w:r>
+        <w:rPr>
+          <w:lang w:val="png_PG" w:bidi="png_PG"/>
+        </w:rPr>
+        <w:t>God</w:t>
+      </w:r>
+      <w:r>
+        <w:rPr>
+          <w:lang w:val="png_PG" w:bidi="png_PG"/>
+        </w:rPr>
+        <w:t xml:space="preserve">. Ol manmeri husat i bilip long tok bilong em ol i kisim </w:t>
+      </w:r>
+      <w:r>
+        <w:rPr>
+          <w:lang w:val="png_PG" w:bidi="png_PG"/>
+        </w:rPr>
+        <w:t>baptais</w:t>
+      </w:r>
+      <w:r>
+        <w:rPr>
+          <w:lang w:val="png_PG" w:bidi="png_PG"/>
+        </w:rPr>
+        <w:t xml:space="preserve">. Dispela i soim olsem ol i laik lusim </w:t>
+      </w:r>
+      <w:r>
+        <w:rPr>
+          <w:lang w:val="png_PG" w:bidi="png_PG"/>
+        </w:rPr>
+        <w:t>sin</w:t>
+      </w:r>
+      <w:r>
+        <w:rPr>
+          <w:lang w:val="png_PG" w:bidi="png_PG"/>
+        </w:rPr>
+        <w:t xml:space="preserve"> na bihainim pasin bilong God. Em i redim ol long</w:t>
+      </w:r>
+      <w:r>
+        <w:rPr>
+          <w:lang w:val="png_PG" w:bidi="png_PG"/>
+        </w:rPr>
+        <w:t xml:space="preserve"> </w:t>
+      </w:r>
+      <w:r>
+        <w:rPr>
+          <w:lang w:val="png_PG" w:bidi="png_PG"/>
+        </w:rPr>
+        <w:t xml:space="preserve">kisim tok bilong Jisas long nupela laip insait long </w:t>
+      </w:r>
+      <w:r>
+        <w:rPr>
+          <w:lang w:val="png_PG" w:bidi="png_PG"/>
+        </w:rPr>
+        <w:t>kingdom bilong God</w:t>
+      </w:r>
+      <w:r>
+        <w:rPr>
+          <w:lang w:val="png_PG" w:bidi="png_PG"/>
+        </w:rPr>
+        <w:t xml:space="preserve">. </w:t>
+      </w:r>
+    </w:p>
+    <w:p>
+      <w:pPr/>
+      <w:r>
+        <w:rPr>
+          <w:lang w:val="png_PG" w:bidi="png_PG"/>
+        </w:rPr>
+      </w:r>
+      <w:r>
+        <w:rPr>
+          <w:lang w:val="png_PG" w:bidi="png_PG"/>
+        </w:rPr>
+        <w:t xml:space="preserve">God Papa </w:t>
+      </w:r>
+      <w:r>
+        <w:rPr>
+          <w:lang w:val="png_PG" w:bidi="png_PG"/>
+        </w:rPr>
+        <w:t xml:space="preserve">na </w:t>
+      </w:r>
+      <w:r>
+        <w:rPr>
+          <w:lang w:val="png_PG" w:bidi="png_PG"/>
+        </w:rPr>
+        <w:t>Holi Spirit</w:t>
+      </w:r>
+      <w:r>
+        <w:rPr>
+          <w:lang w:val="png_PG" w:bidi="png_PG"/>
+        </w:rPr>
+        <w:t xml:space="preserve"> i soim laikim bilong ol long Jisas taim em i kisim baptais. God i toktok long </w:t>
+      </w:r>
+      <w:r>
+        <w:rPr>
+          <w:lang w:val="png_PG" w:bidi="png_PG"/>
+        </w:rPr>
+        <w:t>heven</w:t>
+      </w:r>
+      <w:r>
+        <w:rPr>
+          <w:lang w:val="png_PG" w:bidi="png_PG"/>
+        </w:rPr>
+        <w:t xml:space="preserve"> na tokaut olsem Jisas em Pikinini bilong Em na Em i laikim em tru. Holi Spirit i kam daun long Jisas olsem wanpela pisin balus.</w:t>
+      </w:r>
+    </w:p>
+    <w:p>
+      <w:pPr/>
+      <w:r>
+        <w:rPr>
+          <w:lang w:val="png_PG" w:bidi="png_PG"/>
+        </w:rPr>
+      </w:r>
+      <w:r>
+        <w:rPr>
+          <w:lang w:val="png_PG" w:bidi="png_PG"/>
+        </w:rPr>
+        <w:t xml:space="preserve">Bihain long dispela, Jisas i go long ples nating. Ol </w:t>
+      </w:r>
+      <w:r>
+        <w:rPr>
+          <w:lang w:val="png_PG" w:bidi="png_PG"/>
+        </w:rPr>
+        <w:t>ensel</w:t>
+      </w:r>
+      <w:r>
+        <w:rPr>
+          <w:lang w:val="png_PG" w:bidi="png_PG"/>
+        </w:rPr>
+        <w:t xml:space="preserve"> i lukautim em bihain long taim em i bin kisim </w:t>
+      </w:r>
+      <w:r>
+        <w:rPr>
+          <w:lang w:val="png_PG" w:bidi="png_PG"/>
+        </w:rPr>
+        <w:t>traim</w:t>
+      </w:r>
+      <w:r>
+        <w:rPr>
+          <w:lang w:val="png_PG" w:bidi="png_PG"/>
+        </w:rPr>
+        <w:t xml:space="preserve">. Bihain long dispela, Jisas i redi long kirapim wok bilong em. Em i tokim olgeta manmeri long lusim sin na </w:t>
+      </w:r>
+      <w:r>
+        <w:rPr>
+          <w:lang w:val="png_PG" w:bidi="png_PG"/>
+        </w:rPr>
+        <w:t>tanim bel</w:t>
+      </w:r>
+      <w:r>
+        <w:rPr>
+          <w:lang w:val="png_PG" w:bidi="png_PG"/>
+        </w:rPr>
+        <w:t xml:space="preserve">. Bihain, em i singautim sampela manmeri long kamap ol disaipel bilong em. Ol </w:t>
+      </w:r>
+      <w:r>
+        <w:rPr>
+          <w:lang w:val="png_PG" w:bidi="png_PG"/>
+        </w:rPr>
+        <w:t>disaipel</w:t>
+      </w:r>
+      <w:r>
+        <w:rPr>
+          <w:lang w:val="png_PG" w:bidi="png_PG"/>
+        </w:rPr>
+        <w:t xml:space="preserve"> bai wok wantaim Jisas taim em i bringim kingdom bilong God i kam long ples graun.</w:t>
+      </w:r>
+      <w:r>
+        <w:rPr>
+          <w:lang w:val="png_PG" w:bidi="png_PG"/>
+        </w:rPr>
+      </w:r>
+      <w:r>
+        <w:rPr>
+          <w:lang w:val="png_PG" w:bidi="png_PG"/>
+        </w:rPr>
+      </w:r>
     </w:p>
     <w:p>
       <w:pPr/>
